--- a/.scratch/3-the-writing-base/cases/medicine/draft.docx
+++ b/.scratch/3-the-writing-base/cases/medicine/draft.docx
@@ -142,7 +142,7 @@
           <w:sz-cs w:val="24"/>
           <w:spacing w:val="0"/>
         </w:rPr>
-        <w:t xml:space="preserve">We defined early mobilization as standing with a physiotherapist within 24 hours of surgery. Patients then walked twice a day. Usual care began on the second day.</w:t>
+        <w:t xml:space="preserve">We defined early mobilization as standing with a physiotherapist within 24 hours of surgery. Patients in the early group then walked twice a day. Usual mobilization began on the second day.</w:t>
       </w:r>
     </w:p>
     <w:p>
@@ -170,21 +170,7 @@
           <w:sz-cs w:val="24"/>
           <w:spacing w:val="0"/>
         </w:rPr>
-        <w:t xml:space="preserve">The authors enrolled the patients on the surgical ward.</w:t>
-      </w:r>
-    </w:p>
-    <w:p>
-      <w:pPr>
-        <w:spacing w:after="240"/>
-      </w:pPr>
-      <w:r>
-        <w:rPr>
-          <w:rFonts w:ascii="Times" w:hAnsi="Times" w:cs="Times"/>
-          <w:sz w:val="24"/>
-          <w:sz-cs w:val="24"/>
-          <w:spacing w:val="0"/>
-        </w:rPr>
-        <w:t xml:space="preserve">Patients were eligible if they could walk unaided before the fracture.</w:t>
+        <w:t xml:space="preserve">The authors enrolled the patients on the surgical ward. Patients were eligible if they could walk unaided before the fracture.</w:t>
       </w:r>
     </w:p>
     <w:p>
@@ -269,49 +255,49 @@
           <w:sz-cs w:val="24"/>
           <w:spacing w:val="0"/>
         </w:rPr>
-        <w:t xml:space="preserve">Each group held 240 patients. All 480 patients completed follow-up and entered the analysis. With no loss to follow-up, attrition cannot account for the difference in readmission.</w:t>
-      </w:r>
-    </w:p>
-    <w:p>
-      <w:pPr>
-        <w:spacing w:after="240"/>
-      </w:pPr>
-      <w:r>
-        <w:rPr>
-          <w:rFonts w:ascii="Times" w:hAnsi="Times" w:cs="Times"/>
-          <w:sz w:val="24"/>
-          <w:sz-cs w:val="24"/>
-          <w:spacing w:val="0"/>
-        </w:rPr>
-        <w:t xml:space="preserve">By 30 days, a heart attack had occurred in two patients, both in the usual care group. The numbers were too small to compare the groups.</w:t>
-      </w:r>
-    </w:p>
-    <w:p>
-      <w:pPr>
-        <w:spacing w:after="240"/>
-      </w:pPr>
-      <w:r>
-        <w:rPr>
-          <w:rFonts w:ascii="Times" w:hAnsi="Times" w:cs="Times"/>
-          <w:sz w:val="24"/>
-          <w:sz-cs w:val="24"/>
-          <w:spacing w:val="0"/>
-        </w:rPr>
-        <w:t xml:space="preserve">Mobilization began a median of 11 hours after surgery in the early group. The median lay inside the 24-hour target.</w:t>
-      </w:r>
-    </w:p>
-    <w:p>
-      <w:pPr>
-        <w:spacing w:after="240"/>
-      </w:pPr>
-      <w:r>
-        <w:rPr>
-          <w:rFonts w:ascii="Times" w:hAnsi="Times" w:cs="Times"/>
-          <w:sz w:val="24"/>
-          <w:sz-cs w:val="24"/>
-          <w:spacing w:val="0"/>
-        </w:rPr>
-        <w:t xml:space="preserve">Length of stay had a median of 7 days in each group. Mortality at 90 days was 6 percent after early mobilization and 8 percent after usual care (RR 0.75, 95% CI [0.39, 1.43]). The trial thus gave no evidence that early mobilization changed either secondary outcome.</w:t>
+        <w:t xml:space="preserve">Both groups of 240 patients completed follow-up and entered the analysis, so attrition could not account for the difference in readmission.</w:t>
+      </w:r>
+    </w:p>
+    <w:p>
+      <w:pPr>
+        <w:spacing w:after="240"/>
+      </w:pPr>
+      <w:r>
+        <w:rPr>
+          <w:rFonts w:ascii="Times" w:hAnsi="Times" w:cs="Times"/>
+          <w:sz w:val="24"/>
+          <w:sz-cs w:val="24"/>
+          <w:spacing w:val="0"/>
+        </w:rPr>
+        <w:t xml:space="preserve">By 30 days, a heart attack had occurred in two patients, both in the usual mobilization group. The numbers were too small to compare the groups.</w:t>
+      </w:r>
+    </w:p>
+    <w:p>
+      <w:pPr>
+        <w:spacing w:after="240"/>
+      </w:pPr>
+      <w:r>
+        <w:rPr>
+          <w:rFonts w:ascii="Times" w:hAnsi="Times" w:cs="Times"/>
+          <w:sz w:val="24"/>
+          <w:sz-cs w:val="24"/>
+          <w:spacing w:val="0"/>
+        </w:rPr>
+        <w:t xml:space="preserve">Mobilization began a median of 11 hours after surgery in the early group, inside the 24-hour target.</w:t>
+      </w:r>
+    </w:p>
+    <w:p>
+      <w:pPr>
+        <w:spacing w:after="240"/>
+      </w:pPr>
+      <w:r>
+        <w:rPr>
+          <w:rFonts w:ascii="Times" w:hAnsi="Times" w:cs="Times"/>
+          <w:sz w:val="24"/>
+          <w:sz-cs w:val="24"/>
+          <w:spacing w:val="0"/>
+        </w:rPr>
+        <w:t xml:space="preserve">The secondary outcomes did not differ between the groups. Length of stay had a median of 7 days in each group. Mortality at 90 days was 6 percent after early mobilization and 8 percent after usual mobilization (RR 0.75, 95% CI [0.39, 1.43]). Chance alone could explain that difference.</w:t>
       </w:r>
     </w:p>
     <w:p>
@@ -340,7 +326,7 @@
           <w:sz-cs w:val="24"/>
           <w:spacing w:val="0"/>
         </w:rPr>
-        <w:t xml:space="preserve">The cohort drew on the records of 310 consecutive patients aged 65 years or older. Mobilization time was taken from nursing notes.</w:t>
+        <w:t xml:space="preserve">The cohort drew on the records of 310 consecutive patients aged 65 years or older. Mobilization time was taken from nursing notes. Mobilization within 24 hours of surgery counted as early and any later mobilization as usual.</w:t>
       </w:r>
     </w:p>
     <w:p>
@@ -368,35 +354,35 @@
           <w:sz-cs w:val="24"/>
           <w:spacing w:val="0"/>
         </w:rPr>
-        <w:t xml:space="preserve">Obtaining ethics approval was a hassle that lasted four months.</w:t>
-      </w:r>
-    </w:p>
-    <w:p>
-      <w:pPr>
-        <w:spacing w:after="240"/>
-      </w:pPr>
-      <w:r>
-        <w:rPr>
-          <w:rFonts w:ascii="Times" w:hAnsi="Times" w:cs="Times"/>
-          <w:sz w:val="24"/>
-          <w:sz-cs w:val="24"/>
-          <w:spacing w:val="0"/>
-        </w:rPr>
-        <w:t xml:space="preserve">The primary outcome matched the trial outcome.</w:t>
-      </w:r>
-    </w:p>
-    <w:p>
-      <w:pPr>
-        <w:spacing w:after="240"/>
-      </w:pPr>
-      <w:r>
-        <w:rPr>
-          <w:rFonts w:ascii="Times" w:hAnsi="Times" w:cs="Times"/>
-          <w:sz w:val="24"/>
-          <w:sz-cs w:val="24"/>
-          <w:spacing w:val="0"/>
-        </w:rPr>
-        <w:t xml:space="preserve">The analysis adjusted for age and comorbidity score.</w:t>
+        <w:t xml:space="preserve">The ethics committee approved the use of the nursing notes after a hassle that lasted four months.</w:t>
+      </w:r>
+    </w:p>
+    <w:p>
+      <w:pPr>
+        <w:spacing w:after="240"/>
+      </w:pPr>
+      <w:r>
+        <w:rPr>
+          <w:rFonts w:ascii="Times" w:hAnsi="Times" w:cs="Times"/>
+          <w:sz w:val="24"/>
+          <w:sz-cs w:val="24"/>
+          <w:spacing w:val="0"/>
+        </w:rPr>
+        <w:t xml:space="preserve">The primary outcome matched the trial outcome. Each patient's readmissions within 30 days of discharge came from hospital records.</w:t>
+      </w:r>
+    </w:p>
+    <w:p>
+      <w:pPr>
+        <w:spacing w:after="240"/>
+      </w:pPr>
+      <w:r>
+        <w:rPr>
+          <w:rFonts w:ascii="Times" w:hAnsi="Times" w:cs="Times"/>
+          <w:sz w:val="24"/>
+          <w:sz-cs w:val="24"/>
+          <w:spacing w:val="0"/>
+        </w:rPr>
+        <w:t xml:space="preserve">The analysis adjusted for age and the Charlson comorbidity index, a weighted count of chronic diseases.</w:t>
       </w:r>
     </w:p>
     <w:p>
@@ -425,21 +411,21 @@
           <w:sz-cs w:val="24"/>
           <w:spacing w:val="0"/>
         </w:rPr>
-        <w:t xml:space="preserve">Readmission occurred in 22 percent of the 140 patients mobilized early and in 31 percent of the 170 others. After adjustment, the odds ratio for readmission was 0.68 (95% CI [0.47, 0.98]), against a crude odds ratio of 0.63. Age and comorbidity probably explained little of the association.</w:t>
-      </w:r>
-    </w:p>
-    <w:p>
-      <w:pPr>
-        <w:spacing w:after="240"/>
-      </w:pPr>
-      <w:r>
-        <w:rPr>
-          <w:rFonts w:ascii="Times" w:hAnsi="Times" w:cs="Times"/>
-          <w:sz w:val="24"/>
-          <w:sz-cs w:val="24"/>
-          <w:spacing w:val="0"/>
-        </w:rPr>
-        <w:t xml:space="preserve">Three cases of deep vein thrombosis were recorded in the cohort, a rate of 1 percent. All three occurred in patients mobilized after the first day. Late mobilization may have added to the risk of thrombosis.</w:t>
+        <w:t xml:space="preserve">Readmission occurred in 22 percent of the 140 patients mobilized early and in 31 percent of the 170 patients with usual mobilization. After adjustment, the odds ratio for readmission was 0.68 (95% CI [0.47, 0.98]), against a crude odds ratio of 0.63. Age and comorbidity probably explained little of the association.</w:t>
+      </w:r>
+    </w:p>
+    <w:p>
+      <w:pPr>
+        <w:spacing w:after="240"/>
+      </w:pPr>
+      <w:r>
+        <w:rPr>
+          <w:rFonts w:ascii="Times" w:hAnsi="Times" w:cs="Times"/>
+          <w:sz w:val="24"/>
+          <w:sz-cs w:val="24"/>
+          <w:spacing w:val="0"/>
+        </w:rPr>
+        <w:t xml:space="preserve">Three cases of deep vein thrombosis were recorded in the cohort, a rate of 1 percent. All three occurred in patients with usual mobilization. Usual mobilization may have added to the risk of thrombosis.</w:t>
       </w:r>
     </w:p>
     <w:p>
@@ -482,77 +468,63 @@
           <w:sz-cs w:val="24"/>
           <w:spacing w:val="0"/>
         </w:rPr>
-        <w:t xml:space="preserve">The trial and the cohort agree in direction, which suggests that early mobilization reduces readmission.</w:t>
-      </w:r>
-    </w:p>
-    <w:p>
-      <w:pPr>
-        <w:spacing w:after="240"/>
-      </w:pPr>
-      <w:r>
-        <w:rPr>
-          <w:rFonts w:ascii="Times" w:hAnsi="Times" w:cs="Times"/>
-          <w:sz w:val="24"/>
-          <w:sz-cs w:val="24"/>
-          <w:spacing w:val="0"/>
-        </w:rPr>
-        <w:t xml:space="preserve">Both studies took place at one hospital, so the effect may differ elsewhere.</w:t>
-      </w:r>
-    </w:p>
-    <w:p>
-      <w:pPr>
-        <w:spacing w:after="240"/>
-      </w:pPr>
-      <w:r>
-        <w:rPr>
-          <w:rFonts w:ascii="Times" w:hAnsi="Times" w:cs="Times"/>
-          <w:sz w:val="24"/>
-          <w:sz-cs w:val="24"/>
-          <w:spacing w:val="0"/>
-        </w:rPr>
-        <w:t xml:space="preserve">Healthier patients, who could be mobilized earlier, may account for part of the cohort association.</w:t>
-      </w:r>
-    </w:p>
-    <w:p>
-      <w:pPr>
-        <w:spacing w:after="240"/>
-      </w:pPr>
-      <w:r>
-        <w:rPr>
-          <w:rFonts w:ascii="Times" w:hAnsi="Times" w:cs="Times"/>
-          <w:sz w:val="24"/>
-          <w:sz-cs w:val="24"/>
-          <w:spacing w:val="0"/>
-        </w:rPr>
-        <w:t xml:space="preserve">The trial is randomized; the cohort is observational. Agreement between the two designs strengthens the finding.</w:t>
-      </w:r>
-    </w:p>
-    <w:p>
-      <w:pPr>
-        <w:spacing w:after="240"/>
-      </w:pPr>
-      <w:r>
-        <w:rPr>
-          <w:rFonts w:ascii="Times" w:hAnsi="Times" w:cs="Times"/>
-          <w:sz w:val="24"/>
-          <w:sz-cs w:val="24"/>
-          <w:spacing w:val="0"/>
-        </w:rPr>
-        <w:t xml:space="preserve">The effect appears in readmission, not in length of stay.</w:t>
-      </w:r>
-    </w:p>
-    <w:p>
-      <w:pPr>
-        <w:spacing w:after="240"/>
-      </w:pPr>
-      <w:r>
-        <w:rPr>
-          <w:rFonts w:ascii="Times" w:hAnsi="Times" w:cs="Times"/>
-          <w:sz w:val="24"/>
-          <w:sz-cs w:val="24"/>
-          <w:spacing w:val="0"/>
-        </w:rPr>
-        <w:t xml:space="preserve">Hospitals that wish to test the approach could schedule physiotherapy on the day of surgery.</w:t>
+        <w:t xml:space="preserve">The trial and the cohort agree in direction, which suggests that early mobilization reduces readmission. The trial is randomized; the cohort is observational. Agreement between the two designs strengthens the finding.</w:t>
+      </w:r>
+    </w:p>
+    <w:p>
+      <w:pPr>
+        <w:spacing w:after="240"/>
+      </w:pPr>
+      <w:r>
+        <w:rPr>
+          <w:rFonts w:ascii="Times" w:hAnsi="Times" w:cs="Times"/>
+          <w:sz w:val="24"/>
+          <w:sz-cs w:val="24"/>
+          <w:spacing w:val="0"/>
+        </w:rPr>
+        <w:t xml:space="preserve">Both studies come from one hospital, so the effect may differ elsewhere.</w:t>
+      </w:r>
+    </w:p>
+    <w:p>
+      <w:pPr>
+        <w:spacing w:after="240"/>
+      </w:pPr>
+      <w:r>
+        <w:rPr>
+          <w:rFonts w:ascii="Times" w:hAnsi="Times" w:cs="Times"/>
+          <w:sz w:val="24"/>
+          <w:sz-cs w:val="24"/>
+          <w:spacing w:val="0"/>
+        </w:rPr>
+        <w:t xml:space="preserve">Healthier patients, who could be mobilized earlier, may account for part of the cohort association. Adjustment for age and comorbidity changed the odds ratio only from 0.63 to 0.68, which limits that explanation.</w:t>
+      </w:r>
+    </w:p>
+    <w:p>
+      <w:pPr>
+        <w:spacing w:after="240"/>
+      </w:pPr>
+      <w:r>
+        <w:rPr>
+          <w:rFonts w:ascii="Times" w:hAnsi="Times" w:cs="Times"/>
+          <w:sz w:val="24"/>
+          <w:sz-cs w:val="24"/>
+          <w:spacing w:val="0"/>
+        </w:rPr>
+        <w:t xml:space="preserve">The effect shows in readmission, not in length of stay.</w:t>
+      </w:r>
+    </w:p>
+    <w:p>
+      <w:pPr>
+        <w:spacing w:after="240"/>
+      </w:pPr>
+      <w:r>
+        <w:rPr>
+          <w:rFonts w:ascii="Times" w:hAnsi="Times" w:cs="Times"/>
+          <w:sz w:val="24"/>
+          <w:sz-cs w:val="24"/>
+          <w:spacing w:val="0"/>
+        </w:rPr>
+        <w:t xml:space="preserve">Hospitals that wish to test early mobilization could schedule physiotherapy on the day of surgery.</w:t>
       </w:r>
     </w:p>
     <w:p>
